--- a/client/public/cv/talia-english.docx
+++ b/client/public/cv/talia-english.docx
@@ -46,7 +46,7 @@
         </w:rPr>
         <w:t xml:space="preserve">055-6724279  |  </w:t>
       </w:r>
-      <w:hyperlink w:history="1" r:id="rIdcnyg0c1rml1q6_tgwbalp">
+      <w:hyperlink w:history="1" r:id="rIdb1vlb-xzj4aleot7pp4jg">
         <w:r>
           <w:rPr>
             <w:rFonts w:ascii="Calibri" w:cs="Calibri" w:eastAsia="Calibri" w:hAnsi="Calibri"/>
@@ -66,7 +66,7 @@
         </w:rPr>
         <w:t xml:space="preserve">  |  </w:t>
       </w:r>
-      <w:hyperlink w:history="1" r:id="rIdosgfdmkclo0zjnaeidsrb">
+      <w:hyperlink w:history="1" r:id="rIdbqhsywc2xpz9ankrugmq4">
         <w:r>
           <w:rPr>
             <w:rFonts w:ascii="Calibri" w:cs="Calibri" w:eastAsia="Calibri" w:hAnsi="Calibri"/>
@@ -323,7 +323,7 @@
           <w:sz w:val="20"/>
           <w:szCs w:val="20"/>
         </w:rPr>
-        <w:t xml:space="preserve">Deployed and maintained the application on an Ubuntu cloud server and Render, including environment configuration and production debugging.</w:t>
+        <w:t xml:space="preserve">Released updates to the production environment on a cloud server (using PM2) and on Render.</w:t>
       </w:r>
     </w:p>
     <w:p>
@@ -370,7 +370,7 @@
         </w:rPr>
         <w:t xml:space="preserve">	</w:t>
       </w:r>
-      <w:hyperlink w:history="1" r:id="rIdlejf8hqdrfq3pu1tlkvqo">
+      <w:hyperlink w:history="1" r:id="rIdq6igfc1jzjochr-bjxmfw">
         <w:r>
           <w:rPr>
             <w:rFonts w:ascii="Calibri" w:cs="Calibri" w:eastAsia="Calibri" w:hAnsi="Calibri"/>
@@ -464,7 +464,7 @@
         </w:rPr>
         <w:t xml:space="preserve">	</w:t>
       </w:r>
-      <w:hyperlink w:history="1" r:id="rIdcfef6m9u9uezmp4uh5e_r">
+      <w:hyperlink w:history="1" r:id="rIddru9mob5tgw9qy2vcshji">
         <w:r>
           <w:rPr>
             <w:rFonts w:ascii="Calibri" w:cs="Calibri" w:eastAsia="Calibri" w:hAnsi="Calibri"/>
@@ -540,7 +540,7 @@
         </w:rPr>
         <w:t xml:space="preserve">	</w:t>
       </w:r>
-      <w:hyperlink w:history="1" r:id="rIdacfd0wgneq5jva5pmncsy">
+      <w:hyperlink w:history="1" r:id="rIdozylopyt87qrlytbcmgvk">
         <w:r>
           <w:rPr>
             <w:rFonts w:ascii="Calibri" w:cs="Calibri" w:eastAsia="Calibri" w:hAnsi="Calibri"/>
@@ -722,7 +722,7 @@
           <w:sz w:val="20"/>
           <w:szCs w:val="20"/>
         </w:rPr>
-        <w:t xml:space="preserve">Linux (Ubuntu), Render</w:t>
+        <w:t xml:space="preserve">Render, PM2</w:t>
       </w:r>
     </w:p>
     <w:p>

--- a/client/public/cv/talia-english.docx
+++ b/client/public/cv/talia-english.docx
@@ -400,43 +400,61 @@
           <w:sz w:val="20"/>
           <w:szCs w:val="20"/>
         </w:rPr>
-        <w:t xml:space="preserve">Building an AI-powered job-search assistant as a TypeScript monorepo: NestJS REST API, Next.js frontend and shared types.</w:t>
-      </w:r>
-    </w:p>
-    <w:p>
-      <w:pPr>
-        <w:pStyle w:val="ListParagraph"/>
-        <w:numPr>
-          <w:ilvl w:val="0"/>
-          <w:numId w:val="2"/>
-        </w:numPr>
-        <w:spacing w:after="40"/>
-      </w:pPr>
-      <w:r>
-        <w:rPr>
-          <w:rFonts w:ascii="Calibri" w:cs="Calibri" w:eastAsia="Calibri" w:hAnsi="Calibri"/>
-          <w:sz w:val="20"/>
-          <w:szCs w:val="20"/>
-        </w:rPr>
-        <w:t xml:space="preserve">Implemented JWT authentication with bcrypt password hashing and user-scoped job data using Prisma and PostgreSQL with versioned migrations.</w:t>
-      </w:r>
-    </w:p>
-    <w:p>
-      <w:pPr>
-        <w:pStyle w:val="ListParagraph"/>
-        <w:numPr>
-          <w:ilvl w:val="0"/>
-          <w:numId w:val="2"/>
-        </w:numPr>
-        <w:spacing w:after="40"/>
-      </w:pPr>
-      <w:r>
-        <w:rPr>
-          <w:rFonts w:ascii="Calibri" w:cs="Calibri" w:eastAsia="Calibri" w:hAnsi="Calibri"/>
-          <w:sz w:val="20"/>
-          <w:szCs w:val="20"/>
-        </w:rPr>
-        <w:t xml:space="preserve">Wrote unit and end-to-end tests running against an isolated test database; next step is AI-based job-to-CV match scoring.</w:t>
+        <w:t xml:space="preserve">Building an AI job-search assistant as a TypeScript monorepo: NestJS REST API, Next.js frontend and shared types.</w:t>
+      </w:r>
+    </w:p>
+    <w:p>
+      <w:pPr>
+        <w:pStyle w:val="ListParagraph"/>
+        <w:numPr>
+          <w:ilvl w:val="0"/>
+          <w:numId w:val="2"/>
+        </w:numPr>
+        <w:spacing w:after="40"/>
+      </w:pPr>
+      <w:r>
+        <w:rPr>
+          <w:rFonts w:ascii="Calibri" w:cs="Calibri" w:eastAsia="Calibri" w:hAnsi="Calibri"/>
+          <w:sz w:val="20"/>
+          <w:szCs w:val="20"/>
+        </w:rPr>
+        <w:t xml:space="preserve">Implemented JWT auth and user-scoped jobs and CV profile data with Prisma, PostgreSQL and versioned migrations.</w:t>
+      </w:r>
+    </w:p>
+    <w:p>
+      <w:pPr>
+        <w:pStyle w:val="ListParagraph"/>
+        <w:numPr>
+          <w:ilvl w:val="0"/>
+          <w:numId w:val="2"/>
+        </w:numPr>
+        <w:spacing w:after="40"/>
+      </w:pPr>
+      <w:r>
+        <w:rPr>
+          <w:rFonts w:ascii="Calibri" w:cs="Calibri" w:eastAsia="Calibri" w:hAnsi="Calibri"/>
+          <w:sz w:val="20"/>
+          <w:szCs w:val="20"/>
+        </w:rPr>
+        <w:t xml:space="preserve">Wrote unit tests and 19 Playwright E2E tests on an isolated test DB; next step is AI job-to-CV match scoring.</w:t>
+      </w:r>
+    </w:p>
+    <w:p>
+      <w:pPr>
+        <w:pStyle w:val="ListParagraph"/>
+        <w:numPr>
+          <w:ilvl w:val="0"/>
+          <w:numId w:val="2"/>
+        </w:numPr>
+        <w:spacing w:after="40"/>
+      </w:pPr>
+      <w:r>
+        <w:rPr>
+          <w:rFonts w:ascii="Calibri" w:cs="Calibri" w:eastAsia="Calibri" w:hAnsi="Calibri"/>
+          <w:sz w:val="20"/>
+          <w:szCs w:val="20"/>
+        </w:rPr>
+        <w:t xml:space="preserve">AI-assisted workflow with Claude Code: CLAUDE.md, hooks guarding secrets and running type checks, and a code-review agent.</w:t>
       </w:r>
     </w:p>
     <w:p>
